--- a/MyDocumentConverterMultiOSV10/samples/output/xml/jats/docx.docx
+++ b/MyDocumentConverterMultiOSV10/samples/output/xml/jats/docx.docx
@@ -114,7 +114,7 @@
       <w:r>
         <w:t xml:space="preserve">, 그리고 </w:t>
       </w:r>
-      <w:hyperlink w:history="1" r:id="rIdbyd1aedkdcdlgiosn46uo">
+      <w:hyperlink w:history="1" r:id="rId8fizb8tpx7k7ufpfwh9sr">
         <w:r>
           <w:rPr>
             <w:rStyle w:val="Hyperlink"/>
@@ -758,7 +758,7 @@
       <w:r>
         <w:t xml:space="preserve"> 자동 링크 </w:t>
       </w:r>
-      <w:hyperlink w:history="1" r:id="rIdhagj64d7zoinvana1o1uv">
+      <w:hyperlink w:history="1" r:id="rIdekguuht9unmdufcybxsrz">
         <w:r>
           <w:rPr>
             <w:rStyle w:val="Hyperlink"/>
@@ -769,7 +769,7 @@
       <w:r>
         <w:t xml:space="preserve"> 와 </w:t>
       </w:r>
-      <w:hyperlink w:history="1" r:id="rIdcxryg4a-ctdclbydj3kof">
+      <w:hyperlink w:history="1" r:id="rIdecvygdowugbeprvds-nct">
         <w:r>
           <w:rPr>
             <w:rStyle w:val="Hyperlink"/>
